--- a/Parcial 1/Informe_PARA_Sistema_Odontologico_AlaSynk.docx
+++ b/Parcial 1/Informe_PARA_Sistema_Odontologico_AlaSynk.docx
@@ -801,7 +801,21 @@
         <w:rPr>
           <w:lang w:val="es-419"/>
         </w:rPr>
-        <w:t xml:space="preserve">Organización integral del proyecto Sistema Odontológico AlaSynk en </w:t>
+        <w:t xml:space="preserve">Organización integral del proyecto Sistema Odontológico </w:t>
+      </w:r>
+      <w:proofErr w:type="spellStart"/>
+      <w:r>
+        <w:rPr>
+          <w:lang w:val="es-419"/>
+        </w:rPr>
+        <w:t>AlaSynk</w:t>
+      </w:r>
+      <w:proofErr w:type="spellEnd"/>
+      <w:r>
+        <w:rPr>
+          <w:lang w:val="es-419"/>
+        </w:rPr>
+        <w:t xml:space="preserve"> en </w:t>
       </w:r>
       <w:proofErr w:type="spellStart"/>
       <w:r>
@@ -869,6 +883,7 @@
       </w:pPr>
       <w:r>
         <w:rPr>
+          <w:noProof/>
           <w:lang w:val="es-419"/>
         </w:rPr>
         <w:drawing>
@@ -1024,8 +1039,10 @@
       <w:r>
         <w:rPr>
           <w:b/>
+          <w:noProof/>
           <w:lang w:val="es-419"/>
         </w:rPr>
+        <w:lastRenderedPageBreak/>
         <w:drawing>
           <wp:anchor distT="0" distB="0" distL="114300" distR="114300" simplePos="0" relativeHeight="251659776" behindDoc="1" locked="0" layoutInCell="1" allowOverlap="1" wp14:anchorId="196F46DD" wp14:editId="6D32FB76">
             <wp:simplePos x="0" y="0"/>
@@ -1170,6 +1187,9 @@
         </w:rPr>
       </w:pPr>
       <w:r>
+        <w:rPr>
+          <w:noProof/>
+        </w:rPr>
         <w:drawing>
           <wp:anchor distT="0" distB="0" distL="114300" distR="114300" simplePos="0" relativeHeight="251656704" behindDoc="1" locked="0" layoutInCell="1" allowOverlap="1" wp14:anchorId="69E23E80" wp14:editId="675864AB">
             <wp:simplePos x="0" y="0"/>
@@ -1290,14 +1310,14 @@
         <w:rPr>
           <w:b/>
         </w:rPr>
-        <w:t>3.   A</w:t>
+        <w:t xml:space="preserve">3.   </w:t>
       </w:r>
       <w:proofErr w:type="spellStart"/>
       <w:r>
         <w:rPr>
           <w:b/>
         </w:rPr>
-        <w:t>sistente</w:t>
+        <w:t>Asistente</w:t>
       </w:r>
       <w:proofErr w:type="spellEnd"/>
       <w:r>
@@ -1316,6 +1336,7 @@
       </w:pPr>
       <w:r>
         <w:rPr>
+          <w:noProof/>
           <w:lang w:val="es-419"/>
         </w:rPr>
         <w:drawing>
@@ -1364,6 +1385,7 @@
       </w:pPr>
       <w:r>
         <w:rPr>
+          <w:noProof/>
           <w:lang w:val="es-419"/>
         </w:rPr>
         <w:lastRenderedPageBreak/>
@@ -1406,9 +1428,27 @@
     </w:p>
     <w:p>
       <w:pPr>
+        <w:spacing w:after="120"/>
+        <w:rPr>
+          <w:lang w:val="es-419"/>
+        </w:rPr>
+      </w:pPr>
+      <w:hyperlink r:id="rId13" w:history="1">
+        <w:r>
+          <w:rPr>
+            <w:rStyle w:val="Hipervnculo"/>
+            <w:lang w:val="es-419"/>
+          </w:rPr>
+          <w:t>https://notebook.google.com/notebook/18e68d5f-1a1c-4eb6-810b-29c724b1098f</w:t>
+        </w:r>
+      </w:hyperlink>
+    </w:p>
+    <w:p>
+      <w:pPr>
         <w:ind w:firstLine="720"/>
         <w:rPr>
           <w:b/>
+          <w:lang w:val="es-419"/>
         </w:rPr>
       </w:pPr>
       <w:r>
@@ -1480,6 +1520,7 @@
       <w:r>
         <w:rPr>
           <w:b/>
+          <w:noProof/>
           <w:lang w:val="es-ES"/>
         </w:rPr>
         <w:drawing>
@@ -1498,7 +1539,7 @@
                     <pic:cNvPicPr/>
                   </pic:nvPicPr>
                   <pic:blipFill>
-                    <a:blip r:embed="rId13"/>
+                    <a:blip r:embed="rId14"/>
                     <a:stretch>
                       <a:fillRect/>
                     </a:stretch>
@@ -1590,6 +1631,7 @@
       </w:pPr>
       <w:r>
         <w:rPr>
+          <w:noProof/>
           <w:lang w:val="es-419"/>
         </w:rPr>
         <w:drawing>
@@ -1616,7 +1658,7 @@
                     <pic:cNvPicPr/>
                   </pic:nvPicPr>
                   <pic:blipFill>
-                    <a:blip r:embed="rId14"/>
+                    <a:blip r:embed="rId15"/>
                     <a:stretch>
                       <a:fillRect/>
                     </a:stretch>
@@ -1721,7 +1763,7 @@
         </w:rPr>
         <w:tab/>
       </w:r>
-      <w:hyperlink r:id="rId15" w:history="1">
+      <w:hyperlink r:id="rId16" w:history="1">
         <w:r>
           <w:rPr>
             <w:rStyle w:val="Hipervnculo"/>
@@ -1751,7 +1793,7 @@
           <w:b/>
           <w:lang w:val="es-419"/>
         </w:rPr>
-        <w:t>6.   N</w:t>
+        <w:t xml:space="preserve">6.   </w:t>
       </w:r>
       <w:proofErr w:type="spellStart"/>
       <w:r>
@@ -1759,7 +1801,7 @@
           <w:b/>
           <w:lang w:val="es-419"/>
         </w:rPr>
-        <w:t>otion</w:t>
+        <w:t>Notion</w:t>
       </w:r>
       <w:proofErr w:type="spellEnd"/>
       <w:r>
@@ -1912,6 +1954,26 @@
     </w:p>
     <w:p>
       <w:pPr>
+        <w:spacing w:after="560"/>
+        <w:ind w:left="850"/>
+        <w:jc w:val="both"/>
+      </w:pPr>
+      <w:r>
+        <w:t>Link GitHub</w:t>
+      </w:r>
+    </w:p>
+    <w:p>
+      <w:pPr>
+        <w:spacing w:after="560"/>
+        <w:ind w:left="850"/>
+        <w:jc w:val="both"/>
+      </w:pPr>
+      <w:r>
+        <w:t>https://github.com/kerlyandreina/ChuquiKerly_36838_G6_ADSW/tree/main/Parcial%201</w:t>
+      </w:r>
+    </w:p>
+    <w:p>
+      <w:pPr>
         <w:ind w:left="850"/>
         <w:rPr>
           <w:lang w:val="es-419"/>
@@ -1922,11 +1984,27 @@
           <w:b/>
           <w:lang w:val="es-419"/>
         </w:rPr>
-        <w:t>Ingeniería en Software (Grupo 6 - AlaSynk)</w:t>
+        <w:t xml:space="preserve">Ingeniería en Software (Grupo 6 - </w:t>
+      </w:r>
+      <w:proofErr w:type="spellStart"/>
+      <w:r>
+        <w:rPr>
+          <w:b/>
+          <w:lang w:val="es-419"/>
+        </w:rPr>
+        <w:t>AlaSynk</w:t>
+      </w:r>
+      <w:proofErr w:type="spellEnd"/>
+      <w:r>
+        <w:rPr>
+          <w:b/>
+          <w:lang w:val="es-419"/>
+        </w:rPr>
+        <w:t>)</w:t>
       </w:r>
     </w:p>
     <w:sectPr>
-      <w:headerReference w:type="default" r:id="rId16"/>
+      <w:headerReference w:type="default" r:id="rId17"/>
       <w:pgSz w:w="12240" w:h="15840"/>
       <w:pgMar w:top="1247" w:right="1417" w:bottom="1247" w:left="1417" w:header="720" w:footer="720" w:gutter="0"/>
       <w:cols w:space="720"/>
@@ -1999,6 +2077,7 @@
     <w:r>
       <w:rPr>
         <w:b/>
+        <w:noProof/>
         <w:color w:val="1F4E79"/>
         <w:sz w:val="20"/>
         <w:lang w:val="es-419"/>
@@ -2050,6 +2129,7 @@
         </wp:inline>
       </w:drawing>
     </w:r>
+    <w:proofErr w:type="spellStart"/>
     <w:r>
       <w:rPr>
         <w:b/>
@@ -2059,6 +2139,7 @@
       </w:rPr>
       <w:t>AlaSynk</w:t>
     </w:r>
+    <w:proofErr w:type="spellEnd"/>
   </w:p>
 </w:hdr>
 </file>

--- a/Parcial 1/Informe_PARA_Sistema_Odontologico_AlaSynk.docx
+++ b/Parcial 1/Informe_PARA_Sistema_Odontologico_AlaSynk.docx
@@ -801,7 +801,21 @@
         <w:rPr>
           <w:lang w:val="es-419"/>
         </w:rPr>
-        <w:t xml:space="preserve">Organización integral del proyecto Sistema Odontológico AlaSynk en </w:t>
+        <w:t xml:space="preserve">Organización integral del proyecto Sistema Odontológico </w:t>
+      </w:r>
+      <w:proofErr w:type="spellStart"/>
+      <w:r>
+        <w:rPr>
+          <w:lang w:val="es-419"/>
+        </w:rPr>
+        <w:t>AlaSynk</w:t>
+      </w:r>
+      <w:proofErr w:type="spellEnd"/>
+      <w:r>
+        <w:rPr>
+          <w:lang w:val="es-419"/>
+        </w:rPr>
+        <w:t xml:space="preserve"> en </w:t>
       </w:r>
       <w:proofErr w:type="spellStart"/>
       <w:r>
@@ -869,6 +883,7 @@
       </w:pPr>
       <w:r>
         <w:rPr>
+          <w:noProof/>
           <w:lang w:val="es-419"/>
         </w:rPr>
         <w:drawing>
@@ -1024,8 +1039,10 @@
       <w:r>
         <w:rPr>
           <w:b/>
+          <w:noProof/>
           <w:lang w:val="es-419"/>
         </w:rPr>
+        <w:lastRenderedPageBreak/>
         <w:drawing>
           <wp:anchor distT="0" distB="0" distL="114300" distR="114300" simplePos="0" relativeHeight="251659776" behindDoc="1" locked="0" layoutInCell="1" allowOverlap="1" wp14:anchorId="196F46DD" wp14:editId="6D32FB76">
             <wp:simplePos x="0" y="0"/>
@@ -1170,6 +1187,9 @@
         </w:rPr>
       </w:pPr>
       <w:r>
+        <w:rPr>
+          <w:noProof/>
+        </w:rPr>
         <w:drawing>
           <wp:anchor distT="0" distB="0" distL="114300" distR="114300" simplePos="0" relativeHeight="251656704" behindDoc="1" locked="0" layoutInCell="1" allowOverlap="1" wp14:anchorId="69E23E80" wp14:editId="675864AB">
             <wp:simplePos x="0" y="0"/>
@@ -1290,14 +1310,14 @@
         <w:rPr>
           <w:b/>
         </w:rPr>
-        <w:t>3.   A</w:t>
+        <w:t xml:space="preserve">3.   </w:t>
       </w:r>
       <w:proofErr w:type="spellStart"/>
       <w:r>
         <w:rPr>
           <w:b/>
         </w:rPr>
-        <w:t>sistente</w:t>
+        <w:t>Asistente</w:t>
       </w:r>
       <w:proofErr w:type="spellEnd"/>
       <w:r>
@@ -1316,6 +1336,7 @@
       </w:pPr>
       <w:r>
         <w:rPr>
+          <w:noProof/>
           <w:lang w:val="es-419"/>
         </w:rPr>
         <w:drawing>
@@ -1364,6 +1385,7 @@
       </w:pPr>
       <w:r>
         <w:rPr>
+          <w:noProof/>
           <w:lang w:val="es-419"/>
         </w:rPr>
         <w:lastRenderedPageBreak/>
@@ -1409,6 +1431,7 @@
         <w:ind w:firstLine="720"/>
         <w:rPr>
           <w:b/>
+          <w:lang w:val="es-ES"/>
         </w:rPr>
       </w:pPr>
       <w:r>
@@ -1480,6 +1503,7 @@
       <w:r>
         <w:rPr>
           <w:b/>
+          <w:noProof/>
           <w:lang w:val="es-ES"/>
         </w:rPr>
         <w:drawing>
@@ -1590,6 +1614,7 @@
       </w:pPr>
       <w:r>
         <w:rPr>
+          <w:noProof/>
           <w:lang w:val="es-419"/>
         </w:rPr>
         <w:drawing>
@@ -1751,7 +1776,7 @@
           <w:b/>
           <w:lang w:val="es-419"/>
         </w:rPr>
-        <w:t>6.   N</w:t>
+        <w:t xml:space="preserve">6.   </w:t>
       </w:r>
       <w:proofErr w:type="spellStart"/>
       <w:r>
@@ -1759,7 +1784,7 @@
           <w:b/>
           <w:lang w:val="es-419"/>
         </w:rPr>
-        <w:t>otion</w:t>
+        <w:t>Notion</w:t>
       </w:r>
       <w:proofErr w:type="spellEnd"/>
       <w:r>
@@ -1815,19 +1840,21 @@
     </w:p>
     <w:p>
       <w:pPr>
-        <w:spacing w:after="280"/>
+        <w:spacing w:before="120" w:after="120"/>
         <w:ind w:left="850"/>
-        <w:rPr>
-          <w:lang w:val="es-419"/>
-        </w:rPr>
-      </w:pPr>
-      <w:r>
         <w:rPr>
           <w:color w:val="0563C1"/>
           <w:u w:val="single"/>
           <w:lang w:val="es-419"/>
         </w:rPr>
-        <w:t>https://www.notion.so/Sistema-Odontol-gico-AlaSynk-An-lisis-y-Dise-o-de-Software-4060a4333df081a69321f5e28b1d9fd3</w:t>
+      </w:pPr>
+      <w:r>
+        <w:rPr>
+          <w:color w:val="0563C1"/>
+          <w:u w:val="single"/>
+          <w:lang w:val="es-419"/>
+        </w:rPr>
+        <w:t>https://app.notion.com/p/06fb6b21a76083dc87ca015c0ed783b2?v=081b6b21a76082d99fb28830b260c52b&amp;source=copy_link</w:t>
       </w:r>
     </w:p>
     <w:p>
@@ -1999,6 +2026,7 @@
     <w:r>
       <w:rPr>
         <w:b/>
+        <w:noProof/>
         <w:color w:val="1F4E79"/>
         <w:sz w:val="20"/>
         <w:lang w:val="es-419"/>
@@ -2050,6 +2078,7 @@
         </wp:inline>
       </w:drawing>
     </w:r>
+    <w:proofErr w:type="spellStart"/>
     <w:r>
       <w:rPr>
         <w:b/>
@@ -2059,6 +2088,7 @@
       </w:rPr>
       <w:t>AlaSynk</w:t>
     </w:r>
+    <w:proofErr w:type="spellEnd"/>
   </w:p>
 </w:hdr>
 </file>
